--- a/Acordes(63x110mm)/Alabemos, Exaltemos - Marco Barrientos.docx
+++ b/Acordes(63x110mm)/Alabemos, Exaltemos - Marco Barrientos.docx
@@ -13,7 +13,7 @@
           <w:ilvl w:val="0"/>
           <w:numId w:val="0"/>
         </w:numPr>
-        <w:overflowPunct w:val="false"/>
+        <w:overflowPunct w:val="true"/>
         <w:bidi w:val="0"/>
         <w:snapToGrid w:val="true"/>
         <w:ind w:hanging="0" w:left="0" w:right="0"/>
@@ -87,9 +87,9 @@
       <w:r>
         <w:rPr>
           <w:rFonts w:eastAsia="Courier 10 Pitch;Almonte Woodgrain" w:cs="Consolas" w:ascii="Consolas" w:hAnsi="Consolas"/>
-          <w:b w:val="false"/>
-          <w:bCs w:val="false"/>
-          <w:color w:val="000000"/>
+          <w:b/>
+          <w:bCs/>
+          <w:color w:val="FF0000"/>
           <w:sz w:val="13"/>
           <w:szCs w:val="13"/>
           <w:lang w:val="es-ES"/>
@@ -574,6 +574,27 @@
       <w:pPr>
         <w:pStyle w:val="Normal"/>
         <w:rPr>
+          <w:rFonts w:eastAsia="Courier 10 Pitch;Almonte Woodgrain" w:cs="Consolas"/>
+          <w:b w:val="false"/>
+          <w:bCs w:val="false"/>
+          <w:color w:val="000000"/>
+        </w:rPr>
+      </w:pPr>
+      <w:r>
+        <w:rPr>
+          <w:rFonts w:eastAsia="Courier 10 Pitch;Almonte Woodgrain" w:cs="Consolas" w:ascii="Consolas" w:hAnsi="Consolas"/>
+          <w:b w:val="false"/>
+          <w:bCs w:val="false"/>
+          <w:color w:val="000000"/>
+          <w:sz w:val="13"/>
+          <w:szCs w:val="13"/>
+        </w:rPr>
+      </w:r>
+    </w:p>
+    <w:p>
+      <w:pPr>
+        <w:pStyle w:val="Normal"/>
+        <w:rPr>
           <w:rFonts w:ascii="Consolas" w:hAnsi="Consolas" w:eastAsia="Courier 10 Pitch;Almonte Woodgrain" w:cs="Consolas"/>
           <w:b w:val="false"/>
           <w:bCs w:val="false"/>
@@ -585,34 +606,69 @@
       <w:r>
         <w:rPr>
           <w:rFonts w:eastAsia="Courier 10 Pitch;Almonte Woodgrain" w:cs="Consolas" w:ascii="Consolas" w:hAnsi="Consolas"/>
-          <w:b w:val="false"/>
-          <w:bCs w:val="false"/>
-          <w:color w:val="000000"/>
-          <w:sz w:val="13"/>
-          <w:szCs w:val="13"/>
-        </w:rPr>
-      </w:r>
-    </w:p>
-    <w:p>
-      <w:pPr>
-        <w:pStyle w:val="Normal"/>
-        <w:rPr>
-          <w:b/>
-          <w:bCs/>
-          <w:color w:val="00A0FC"/>
-        </w:rPr>
-      </w:pPr>
-      <w:r>
-        <w:rPr>
-          <w:rFonts w:eastAsia="Courier 10 Pitch;Almonte Woodgrain" w:cs="Consolas" w:ascii="Consolas" w:hAnsi="Consolas"/>
-          <w:b/>
-          <w:bCs/>
-          <w:color w:val="00A0FC"/>
-          <w:sz w:val="13"/>
-          <w:szCs w:val="13"/>
-          <w:lang w:val="es-ES"/>
-        </w:rPr>
-        <w:t>PRE-CORO</w:t>
+          <w:b/>
+          <w:bCs/>
+          <w:color w:val="000000"/>
+          <w:sz w:val="13"/>
+          <w:szCs w:val="13"/>
+        </w:rPr>
+        <w:t>Nota:</w:t>
+      </w:r>
+      <w:r>
+        <w:rPr>
+          <w:rFonts w:eastAsia="Courier 10 Pitch;Almonte Woodgrain" w:cs="Consolas" w:ascii="Consolas" w:hAnsi="Consolas"/>
+          <w:b w:val="false"/>
+          <w:bCs w:val="false"/>
+          <w:color w:val="000000"/>
+          <w:sz w:val="13"/>
+          <w:szCs w:val="13"/>
+        </w:rPr>
+        <w:t xml:space="preserve"> Al final de la 2da vuelta del VERSO no va C D</w:t>
+      </w:r>
+    </w:p>
+    <w:p>
+      <w:pPr>
+        <w:pStyle w:val="Normal"/>
+        <w:rPr>
+          <w:rFonts w:ascii="Consolas" w:hAnsi="Consolas" w:eastAsia="Courier 10 Pitch;Almonte Woodgrain" w:cs="Consolas"/>
+          <w:b w:val="false"/>
+          <w:bCs w:val="false"/>
+          <w:color w:val="000000"/>
+          <w:sz w:val="13"/>
+          <w:szCs w:val="13"/>
+        </w:rPr>
+      </w:pPr>
+      <w:r>
+        <w:rPr>
+          <w:rFonts w:eastAsia="Courier 10 Pitch;Almonte Woodgrain" w:cs="Consolas" w:ascii="Consolas" w:hAnsi="Consolas"/>
+          <w:b w:val="false"/>
+          <w:bCs w:val="false"/>
+          <w:color w:val="000000"/>
+          <w:sz w:val="13"/>
+          <w:szCs w:val="13"/>
+        </w:rPr>
+      </w:r>
+    </w:p>
+    <w:p>
+      <w:pPr>
+        <w:pStyle w:val="Normal"/>
+        <w:rPr>
+          <w:b/>
+          <w:bCs/>
+          <w:color w:val="00A0FC"/>
+        </w:rPr>
+      </w:pPr>
+      <w:r>
+        <w:rPr>
+          <w:rFonts w:eastAsia="Courier 10 Pitch;Almonte Woodgrain" w:cs="Consolas" w:ascii="Consolas" w:hAnsi="Consolas"/>
+          <w:b/>
+          <w:bCs/>
+          <w:color w:val="00A0FC"/>
+          <w:sz w:val="13"/>
+          <w:szCs w:val="13"/>
+          <w:lang w:val="es-ES"/>
+        </w:rPr>
+        <w:t>CORO</w:t>
       </w:r>
     </w:p>
     <w:p>
@@ -856,7 +912,7 @@
           <w:sz w:val="13"/>
           <w:szCs w:val="13"/>
         </w:rPr>
-        <w:t>C      D          Em</w:t>
+        <w:t>C         D        Em</w:t>
       </w:r>
     </w:p>
     <w:p>
@@ -970,7 +1026,7 @@
           <w:szCs w:val="13"/>
           <w:lang w:val="es-ES"/>
         </w:rPr>
-        <w:t>PRE-CORO</w:t>
+        <w:t>CORO</w:t>
       </w:r>
     </w:p>
     <w:p>
@@ -1017,28 +1073,50 @@
           <w:szCs w:val="13"/>
           <w:lang w:val="es-ES"/>
         </w:rPr>
-        <w:t>CORO 1</w:t>
-      </w:r>
-    </w:p>
-    <w:p>
-      <w:pPr>
-        <w:pStyle w:val="Normal"/>
-        <w:ind w:firstLineChars="550" w:left="0" w:right="0"/>
-        <w:rPr>
-          <w:rFonts w:eastAsia="Courier 10 Pitch;Almonte Woodgrain" w:cs="Consolas"/>
-          <w:b w:val="false"/>
-          <w:bCs w:val="false"/>
-          <w:color w:val="000000"/>
-        </w:rPr>
-      </w:pPr>
-      <w:r>
-        <w:rPr>
-          <w:rFonts w:eastAsia="Courier 10 Pitch;Almonte Woodgrain" w:cs="Consolas" w:ascii="Consolas" w:hAnsi="Consolas"/>
-          <w:b w:val="false"/>
-          <w:bCs w:val="false"/>
-          <w:color w:val="000000"/>
-          <w:sz w:val="13"/>
-          <w:szCs w:val="13"/>
+        <w:t>PUENTE</w:t>
+      </w:r>
+    </w:p>
+    <w:p>
+      <w:pPr>
+        <w:pStyle w:val="Normal"/>
+        <w:rPr>
+          <w:b/>
+          <w:bCs/>
+          <w:color w:val="00A0FC"/>
+        </w:rPr>
+      </w:pPr>
+      <w:r>
+        <w:rPr>
+          <w:rFonts w:eastAsia="Courier 10 Pitch;Almonte Woodgrain" w:cs="Consolas" w:ascii="Consolas" w:hAnsi="Consolas"/>
+          <w:b/>
+          <w:bCs/>
+          <w:color w:val="00A0FC"/>
+          <w:sz w:val="13"/>
+          <w:szCs w:val="13"/>
+          <w:lang w:val="es-ES"/>
+        </w:rPr>
+        <w:t xml:space="preserve">             </w:t>
+      </w:r>
+      <w:r>
+        <w:rPr>
+          <w:rFonts w:eastAsia="Courier 10 Pitch;Almonte Woodgrain" w:cs="Consolas" w:ascii="Consolas" w:hAnsi="Consolas"/>
+          <w:b w:val="false"/>
+          <w:bCs w:val="false"/>
+          <w:color w:val="000000"/>
+          <w:sz w:val="13"/>
+          <w:szCs w:val="13"/>
+        </w:rPr>
+        <w:t xml:space="preserve">C        D     </w:t>
+      </w:r>
+      <w:r>
+        <w:rPr>
+          <w:rFonts w:eastAsia="Courier 10 Pitch;Almonte Woodgrain" w:cs="Consolas" w:ascii="Consolas" w:hAnsi="Consolas"/>
+          <w:b w:val="false"/>
+          <w:bCs w:val="false"/>
+          <w:color w:val="000000"/>
+          <w:sz w:val="13"/>
+          <w:szCs w:val="13"/>
+          <w:lang w:val="es-ES"/>
         </w:rPr>
         <w:t xml:space="preserve"> </w:t>
       </w:r>
@@ -1051,17 +1129,129 @@
           <w:sz w:val="13"/>
           <w:szCs w:val="13"/>
         </w:rPr>
-        <w:t xml:space="preserve">C        D     </w:t>
-      </w:r>
-      <w:r>
-        <w:rPr>
-          <w:rFonts w:eastAsia="Courier 10 Pitch;Almonte Woodgrain" w:cs="Consolas" w:ascii="Consolas" w:hAnsi="Consolas"/>
-          <w:b w:val="false"/>
-          <w:bCs w:val="false"/>
-          <w:color w:val="000000"/>
-          <w:sz w:val="13"/>
-          <w:szCs w:val="13"/>
-          <w:lang w:val="es-ES"/>
+        <w:t xml:space="preserve">  Em</w:t>
+      </w:r>
+    </w:p>
+    <w:p>
+      <w:pPr>
+        <w:pStyle w:val="Normal"/>
+        <w:rPr>
+          <w:rFonts w:eastAsia="Courier 10 Pitch;Almonte Woodgrain" w:cs="Consolas"/>
+          <w:b w:val="false"/>
+          <w:bCs w:val="false"/>
+          <w:color w:val="000000"/>
+        </w:rPr>
+      </w:pPr>
+      <w:r>
+        <w:rPr>
+          <w:rFonts w:eastAsia="Courier 10 Pitch;Almonte Woodgrain" w:cs="Consolas" w:ascii="Consolas" w:hAnsi="Consolas"/>
+          <w:b w:val="false"/>
+          <w:bCs w:val="false"/>
+          <w:color w:val="000000"/>
+          <w:sz w:val="13"/>
+          <w:szCs w:val="13"/>
+        </w:rPr>
+        <w:t>El Señor es digno de toda la gloria</w:t>
+      </w:r>
+    </w:p>
+    <w:p>
+      <w:pPr>
+        <w:pStyle w:val="Normal"/>
+        <w:rPr>
+          <w:rFonts w:eastAsia="Courier 10 Pitch;Almonte Woodgrain" w:cs="Consolas"/>
+          <w:b w:val="false"/>
+          <w:bCs w:val="false"/>
+          <w:color w:val="000000"/>
+        </w:rPr>
+      </w:pPr>
+      <w:r>
+        <w:rPr>
+          <w:rFonts w:eastAsia="Courier 10 Pitch;Almonte Woodgrain" w:cs="Consolas" w:ascii="Consolas" w:hAnsi="Consolas"/>
+          <w:b w:val="false"/>
+          <w:bCs w:val="false"/>
+          <w:color w:val="000000"/>
+          <w:sz w:val="13"/>
+          <w:szCs w:val="13"/>
+        </w:rPr>
+        <w:t xml:space="preserve">  </w:t>
+      </w:r>
+      <w:r>
+        <w:rPr>
+          <w:rFonts w:eastAsia="Courier 10 Pitch;Almonte Woodgrain" w:cs="Consolas" w:ascii="Consolas" w:hAnsi="Consolas"/>
+          <w:b w:val="false"/>
+          <w:bCs w:val="false"/>
+          <w:color w:val="000000"/>
+          <w:sz w:val="13"/>
+          <w:szCs w:val="13"/>
+          <w:lang w:val="es-ES"/>
+        </w:rPr>
+        <w:t xml:space="preserve">    </w:t>
+      </w:r>
+      <w:r>
+        <w:rPr>
+          <w:rFonts w:eastAsia="Courier 10 Pitch;Almonte Woodgrain" w:cs="Consolas" w:ascii="Consolas" w:hAnsi="Consolas"/>
+          <w:b w:val="false"/>
+          <w:bCs w:val="false"/>
+          <w:color w:val="000000"/>
+          <w:sz w:val="13"/>
+          <w:szCs w:val="13"/>
+        </w:rPr>
+        <w:t xml:space="preserve">           </w:t>
+      </w:r>
+      <w:r>
+        <w:rPr>
+          <w:rFonts w:eastAsia="Courier 10 Pitch;Almonte Woodgrain" w:cs="Consolas" w:ascii="Consolas" w:hAnsi="Consolas"/>
+          <w:b w:val="false"/>
+          <w:bCs w:val="false"/>
+          <w:color w:val="000000"/>
+          <w:sz w:val="13"/>
+          <w:szCs w:val="13"/>
+        </w:rPr>
+        <w:t xml:space="preserve">C        </w:t>
+      </w:r>
+      <w:r>
+        <w:rPr>
+          <w:rFonts w:eastAsia="Courier 10 Pitch;Almonte Woodgrain" w:cs="Consolas" w:ascii="Consolas" w:hAnsi="Consolas"/>
+          <w:b w:val="false"/>
+          <w:bCs w:val="false"/>
+          <w:color w:val="000000"/>
+          <w:sz w:val="13"/>
+          <w:szCs w:val="13"/>
+          <w:lang w:val="es-ES"/>
+        </w:rPr>
+        <w:t>D</w:t>
+      </w:r>
+      <w:r>
+        <w:rPr>
+          <w:rFonts w:eastAsia="Courier 10 Pitch;Almonte Woodgrain" w:cs="Consolas" w:ascii="Consolas" w:hAnsi="Consolas"/>
+          <w:b w:val="false"/>
+          <w:bCs w:val="false"/>
+          <w:color w:val="000000"/>
+          <w:sz w:val="13"/>
+          <w:szCs w:val="13"/>
+        </w:rPr>
+        <w:t xml:space="preserve">   </w:t>
+      </w:r>
+      <w:r>
+        <w:rPr>
+          <w:rFonts w:eastAsia="Courier 10 Pitch;Almonte Woodgrain" w:cs="Consolas" w:ascii="Consolas" w:hAnsi="Consolas"/>
+          <w:b w:val="false"/>
+          <w:bCs w:val="false"/>
+          <w:color w:val="000000"/>
+          <w:sz w:val="13"/>
+          <w:szCs w:val="13"/>
+          <w:lang w:val="es-ES"/>
+        </w:rPr>
+        <w:t xml:space="preserve">   </w:t>
+      </w:r>
+      <w:r>
+        <w:rPr>
+          <w:rFonts w:eastAsia="Courier 10 Pitch;Almonte Woodgrain" w:cs="Consolas" w:ascii="Consolas" w:hAnsi="Consolas"/>
+          <w:b w:val="false"/>
+          <w:bCs w:val="false"/>
+          <w:color w:val="000000"/>
+          <w:sz w:val="13"/>
+          <w:szCs w:val="13"/>
         </w:rPr>
         <w:t xml:space="preserve"> </w:t>
       </w:r>
@@ -1073,50 +1263,7 @@
           <w:color w:val="000000"/>
           <w:sz w:val="13"/>
           <w:szCs w:val="13"/>
-        </w:rPr>
-        <w:t xml:space="preserve">  Em</w:t>
-      </w:r>
-    </w:p>
-    <w:p>
-      <w:pPr>
-        <w:pStyle w:val="Normal"/>
-        <w:rPr>
-          <w:rFonts w:eastAsia="Courier 10 Pitch;Almonte Woodgrain" w:cs="Consolas"/>
-          <w:b w:val="false"/>
-          <w:bCs w:val="false"/>
-          <w:color w:val="000000"/>
-        </w:rPr>
-      </w:pPr>
-      <w:r>
-        <w:rPr>
-          <w:rFonts w:eastAsia="Courier 10 Pitch;Almonte Woodgrain" w:cs="Consolas" w:ascii="Consolas" w:hAnsi="Consolas"/>
-          <w:b w:val="false"/>
-          <w:bCs w:val="false"/>
-          <w:color w:val="000000"/>
-          <w:sz w:val="13"/>
-          <w:szCs w:val="13"/>
-        </w:rPr>
-        <w:t>El Señor es digno de toda la gloria</w:t>
-      </w:r>
-    </w:p>
-    <w:p>
-      <w:pPr>
-        <w:pStyle w:val="Normal"/>
-        <w:rPr>
-          <w:rFonts w:eastAsia="Courier 10 Pitch;Almonte Woodgrain" w:cs="Consolas"/>
-          <w:b w:val="false"/>
-          <w:bCs w:val="false"/>
-          <w:color w:val="000000"/>
-        </w:rPr>
-      </w:pPr>
-      <w:r>
-        <w:rPr>
-          <w:rFonts w:eastAsia="Courier 10 Pitch;Almonte Woodgrain" w:cs="Consolas" w:ascii="Consolas" w:hAnsi="Consolas"/>
-          <w:b w:val="false"/>
-          <w:bCs w:val="false"/>
-          <w:color w:val="000000"/>
-          <w:sz w:val="13"/>
-          <w:szCs w:val="13"/>
+          <w:lang w:val="es-ES"/>
         </w:rPr>
         <w:t xml:space="preserve">  </w:t>
       </w:r>
@@ -1128,7 +1275,314 @@
           <w:color w:val="000000"/>
           <w:sz w:val="13"/>
           <w:szCs w:val="13"/>
-          <w:lang w:val="es-ES"/>
+        </w:rPr>
+        <w:t>Em</w:t>
+      </w:r>
+    </w:p>
+    <w:p>
+      <w:pPr>
+        <w:pStyle w:val="Normal"/>
+        <w:rPr>
+          <w:rFonts w:eastAsia="Courier 10 Pitch;Almonte Woodgrain" w:cs="Consolas"/>
+          <w:b w:val="false"/>
+          <w:bCs w:val="false"/>
+          <w:color w:val="000000"/>
+          <w:lang w:val="es-ES"/>
+        </w:rPr>
+      </w:pPr>
+      <w:r>
+        <w:rPr>
+          <w:rFonts w:eastAsia="Courier 10 Pitch;Almonte Woodgrain" w:cs="Consolas" w:ascii="Consolas" w:hAnsi="Consolas"/>
+          <w:b w:val="false"/>
+          <w:bCs w:val="false"/>
+          <w:color w:val="000000"/>
+          <w:sz w:val="13"/>
+          <w:szCs w:val="13"/>
+        </w:rPr>
+        <w:t xml:space="preserve">nuestro Dios es digno de todo </w:t>
+      </w:r>
+      <w:r>
+        <w:rPr>
+          <w:rFonts w:eastAsia="Courier 10 Pitch;Almonte Woodgrain" w:cs="Consolas" w:ascii="Consolas" w:hAnsi="Consolas"/>
+          <w:b w:val="false"/>
+          <w:bCs w:val="false"/>
+          <w:color w:val="000000"/>
+          <w:sz w:val="13"/>
+          <w:szCs w:val="13"/>
+          <w:lang w:val="es-ES"/>
+        </w:rPr>
+        <w:t>el honor</w:t>
+      </w:r>
+    </w:p>
+    <w:p>
+      <w:pPr>
+        <w:pStyle w:val="Normal"/>
+        <w:rPr>
+          <w:rFonts w:ascii="Consolas" w:hAnsi="Consolas" w:eastAsia="Courier 10 Pitch;Almonte Woodgrain" w:cs="Consolas"/>
+          <w:b/>
+          <w:bCs/>
+          <w:color w:val="00A0FC"/>
+          <w:sz w:val="13"/>
+          <w:szCs w:val="13"/>
+          <w:lang w:val="es-ES"/>
+        </w:rPr>
+      </w:pPr>
+      <w:r>
+        <w:rPr>
+          <w:rFonts w:eastAsia="Courier 10 Pitch;Almonte Woodgrain" w:cs="Consolas" w:ascii="Consolas" w:hAnsi="Consolas"/>
+          <w:b/>
+          <w:bCs/>
+          <w:color w:val="00A0FC"/>
+          <w:sz w:val="13"/>
+          <w:szCs w:val="13"/>
+          <w:lang w:val="es-ES"/>
+        </w:rPr>
+        <w:t>PUENTE-FINAL</w:t>
+      </w:r>
+    </w:p>
+    <w:p>
+      <w:pPr>
+        <w:pStyle w:val="Normal"/>
+        <w:rPr>
+          <w:b/>
+          <w:bCs/>
+          <w:color w:val="00A0FC"/>
+        </w:rPr>
+      </w:pPr>
+      <w:r>
+        <w:rPr>
+          <w:rFonts w:eastAsia="Courier 10 Pitch;Almonte Woodgrain" w:cs="Consolas" w:ascii="Consolas" w:hAnsi="Consolas"/>
+          <w:b/>
+          <w:bCs/>
+          <w:color w:val="00A0FC"/>
+          <w:sz w:val="13"/>
+          <w:szCs w:val="13"/>
+          <w:lang w:val="es-ES"/>
+        </w:rPr>
+        <w:t xml:space="preserve">     </w:t>
+      </w:r>
+      <w:r>
+        <w:rPr>
+          <w:rFonts w:eastAsia="Courier 10 Pitch;Almonte Woodgrain" w:cs="Consolas" w:ascii="Consolas" w:hAnsi="Consolas"/>
+          <w:b w:val="false"/>
+          <w:bCs w:val="false"/>
+          <w:color w:val="000000"/>
+          <w:sz w:val="13"/>
+          <w:szCs w:val="13"/>
+        </w:rPr>
+        <w:t>C           D</w:t>
+      </w:r>
+    </w:p>
+    <w:p>
+      <w:pPr>
+        <w:pStyle w:val="Normal"/>
+        <w:rPr>
+          <w:rFonts w:eastAsia="Courier 10 Pitch;Almonte Woodgrain" w:cs="Consolas"/>
+          <w:b w:val="false"/>
+          <w:bCs w:val="false"/>
+          <w:color w:val="000000"/>
+          <w:lang w:val="es-ES"/>
+        </w:rPr>
+      </w:pPr>
+      <w:r>
+        <w:rPr>
+          <w:rFonts w:eastAsia="Courier 10 Pitch;Almonte Woodgrain" w:cs="Consolas" w:ascii="Consolas" w:hAnsi="Consolas"/>
+          <w:b w:val="false"/>
+          <w:bCs w:val="false"/>
+          <w:color w:val="000000"/>
+          <w:sz w:val="13"/>
+          <w:szCs w:val="13"/>
+          <w:lang w:val="es-ES"/>
+        </w:rPr>
+        <w:t>A</w:t>
+      </w:r>
+      <w:r>
+        <w:rPr>
+          <w:rFonts w:eastAsia="Courier 10 Pitch;Almonte Woodgrain" w:cs="Consolas" w:ascii="Consolas" w:hAnsi="Consolas"/>
+          <w:b w:val="false"/>
+          <w:bCs w:val="false"/>
+          <w:color w:val="000000"/>
+          <w:sz w:val="13"/>
+          <w:szCs w:val="13"/>
+        </w:rPr>
+        <w:t>clam</w:t>
+      </w:r>
+      <w:r>
+        <w:rPr>
+          <w:rFonts w:eastAsia="Courier 10 Pitch;Almonte Woodgrain" w:cs="Consolas" w:ascii="Consolas" w:hAnsi="Consolas"/>
+          <w:b w:val="false"/>
+          <w:bCs w:val="false"/>
+          <w:color w:val="000000"/>
+          <w:sz w:val="13"/>
+          <w:szCs w:val="13"/>
+          <w:lang w:val="es-ES"/>
+        </w:rPr>
+        <w:t>é</w:t>
+      </w:r>
+      <w:r>
+        <w:rPr>
+          <w:rFonts w:eastAsia="Courier 10 Pitch;Almonte Woodgrain" w:cs="Consolas" w:ascii="Consolas" w:hAnsi="Consolas"/>
+          <w:b w:val="false"/>
+          <w:bCs w:val="false"/>
+          <w:color w:val="000000"/>
+          <w:sz w:val="13"/>
+          <w:szCs w:val="13"/>
+        </w:rPr>
+        <w:t>mosle con gozo</w:t>
+      </w:r>
+    </w:p>
+    <w:p>
+      <w:pPr>
+        <w:pStyle w:val="Normal"/>
+        <w:rPr>
+          <w:rFonts w:eastAsia="Courier 10 Pitch;Almonte Woodgrain" w:cs="Consolas"/>
+          <w:b w:val="false"/>
+          <w:bCs w:val="false"/>
+          <w:color w:val="000000"/>
+          <w:lang w:val="es-ES"/>
+        </w:rPr>
+      </w:pPr>
+      <w:r>
+        <w:rPr>
+          <w:rFonts w:eastAsia="Courier 10 Pitch;Almonte Woodgrain" w:cs="Consolas" w:ascii="Consolas" w:hAnsi="Consolas"/>
+          <w:b w:val="false"/>
+          <w:bCs w:val="false"/>
+          <w:color w:val="000000"/>
+          <w:sz w:val="13"/>
+          <w:szCs w:val="13"/>
+        </w:rPr>
+        <w:t xml:space="preserve">   </w:t>
+      </w:r>
+      <w:r>
+        <w:rPr>
+          <w:rFonts w:eastAsia="Courier 10 Pitch;Almonte Woodgrain" w:cs="Consolas" w:ascii="Consolas" w:hAnsi="Consolas"/>
+          <w:b w:val="false"/>
+          <w:bCs w:val="false"/>
+          <w:color w:val="000000"/>
+          <w:sz w:val="13"/>
+          <w:szCs w:val="13"/>
+        </w:rPr>
+        <w:t>Bm          Em</w:t>
+      </w:r>
+    </w:p>
+    <w:p>
+      <w:pPr>
+        <w:pStyle w:val="Normal"/>
+        <w:rPr>
+          <w:rFonts w:eastAsia="Courier 10 Pitch;Almonte Woodgrain" w:cs="Consolas"/>
+          <w:b w:val="false"/>
+          <w:bCs w:val="false"/>
+          <w:color w:val="000000"/>
+        </w:rPr>
+      </w:pPr>
+      <w:r>
+        <w:rPr>
+          <w:rFonts w:eastAsia="Courier 10 Pitch;Almonte Woodgrain" w:cs="Consolas" w:ascii="Consolas" w:hAnsi="Consolas"/>
+          <w:b w:val="false"/>
+          <w:bCs w:val="false"/>
+          <w:color w:val="000000"/>
+          <w:sz w:val="13"/>
+          <w:szCs w:val="13"/>
+        </w:rPr>
+        <w:t>celebremos su poder</w:t>
+      </w:r>
+    </w:p>
+    <w:p>
+      <w:pPr>
+        <w:pStyle w:val="Normal"/>
+        <w:rPr>
+          <w:rFonts w:eastAsia="Courier 10 Pitch;Almonte Woodgrain" w:cs="Consolas"/>
+          <w:b w:val="false"/>
+          <w:bCs w:val="false"/>
+          <w:color w:val="000000"/>
+        </w:rPr>
+      </w:pPr>
+      <w:r>
+        <w:rPr>
+          <w:rFonts w:eastAsia="Courier 10 Pitch;Almonte Woodgrain" w:cs="Consolas" w:ascii="Consolas" w:hAnsi="Consolas"/>
+          <w:b w:val="false"/>
+          <w:bCs w:val="false"/>
+          <w:color w:val="000000"/>
+          <w:sz w:val="13"/>
+          <w:szCs w:val="13"/>
+        </w:rPr>
+        <w:t xml:space="preserve">      </w:t>
+      </w:r>
+      <w:r>
+        <w:rPr>
+          <w:rFonts w:eastAsia="Courier 10 Pitch;Almonte Woodgrain" w:cs="Consolas" w:ascii="Consolas" w:hAnsi="Consolas"/>
+          <w:b w:val="false"/>
+          <w:bCs w:val="false"/>
+          <w:color w:val="000000"/>
+          <w:sz w:val="13"/>
+          <w:szCs w:val="13"/>
+          <w:lang w:val="es-ES"/>
+        </w:rPr>
+        <w:t xml:space="preserve"> </w:t>
+      </w:r>
+      <w:r>
+        <w:rPr>
+          <w:rFonts w:eastAsia="Courier 10 Pitch;Almonte Woodgrain" w:cs="Consolas" w:ascii="Consolas" w:hAnsi="Consolas"/>
+          <w:b w:val="false"/>
+          <w:bCs w:val="false"/>
+          <w:color w:val="000000"/>
+          <w:sz w:val="13"/>
+          <w:szCs w:val="13"/>
+        </w:rPr>
+        <w:t xml:space="preserve"> </w:t>
+      </w:r>
+      <w:r>
+        <w:rPr>
+          <w:rFonts w:eastAsia="Courier 10 Pitch;Almonte Woodgrain" w:cs="Consolas" w:ascii="Consolas" w:hAnsi="Consolas"/>
+          <w:b w:val="false"/>
+          <w:bCs w:val="false"/>
+          <w:color w:val="000000"/>
+          <w:sz w:val="13"/>
+          <w:szCs w:val="13"/>
+        </w:rPr>
+        <w:t xml:space="preserve">C              D           </w:t>
+      </w:r>
+    </w:p>
+    <w:p>
+      <w:pPr>
+        <w:pStyle w:val="Normal"/>
+        <w:rPr>
+          <w:rFonts w:eastAsia="Courier 10 Pitch;Almonte Woodgrain" w:cs="Consolas"/>
+          <w:b w:val="false"/>
+          <w:bCs w:val="false"/>
+          <w:color w:val="000000"/>
+        </w:rPr>
+      </w:pPr>
+      <w:r>
+        <w:rPr>
+          <w:rFonts w:eastAsia="Courier 10 Pitch;Almonte Woodgrain" w:cs="Consolas" w:ascii="Consolas" w:hAnsi="Consolas"/>
+          <w:b w:val="false"/>
+          <w:bCs w:val="false"/>
+          <w:color w:val="000000"/>
+          <w:sz w:val="13"/>
+          <w:szCs w:val="13"/>
+        </w:rPr>
+        <w:t>Poned gloria en su alabanza,</w:t>
+      </w:r>
+    </w:p>
+    <w:p>
+      <w:pPr>
+        <w:pStyle w:val="Normal"/>
+        <w:rPr>
+          <w:rFonts w:eastAsia="Courier 10 Pitch;Almonte Woodgrain" w:cs="Consolas"/>
+          <w:b w:val="false"/>
+          <w:bCs w:val="false"/>
+          <w:color w:val="000000"/>
+        </w:rPr>
+      </w:pPr>
+      <w:r>
+        <w:rPr>
+          <w:rFonts w:eastAsia="Courier 10 Pitch;Almonte Woodgrain" w:cs="Consolas" w:ascii="Consolas" w:hAnsi="Consolas"/>
+          <w:b w:val="false"/>
+          <w:bCs w:val="false"/>
+          <w:color w:val="000000"/>
+          <w:sz w:val="13"/>
+          <w:szCs w:val="13"/>
         </w:rPr>
         <w:t xml:space="preserve">    </w:t>
       </w:r>
@@ -1141,167 +1595,29 @@
           <w:sz w:val="13"/>
           <w:szCs w:val="13"/>
         </w:rPr>
-        <w:t xml:space="preserve">           </w:t>
-      </w:r>
-      <w:r>
-        <w:rPr>
-          <w:rFonts w:eastAsia="Courier 10 Pitch;Almonte Woodgrain" w:cs="Consolas" w:ascii="Consolas" w:hAnsi="Consolas"/>
-          <w:b w:val="false"/>
-          <w:bCs w:val="false"/>
-          <w:color w:val="000000"/>
-          <w:sz w:val="13"/>
-          <w:szCs w:val="13"/>
-        </w:rPr>
-        <w:t xml:space="preserve">C        </w:t>
-      </w:r>
-      <w:r>
-        <w:rPr>
-          <w:rFonts w:eastAsia="Courier 10 Pitch;Almonte Woodgrain" w:cs="Consolas" w:ascii="Consolas" w:hAnsi="Consolas"/>
-          <w:b w:val="false"/>
-          <w:bCs w:val="false"/>
-          <w:color w:val="000000"/>
-          <w:sz w:val="13"/>
-          <w:szCs w:val="13"/>
-          <w:lang w:val="es-ES"/>
-        </w:rPr>
-        <w:t>D</w:t>
-      </w:r>
-      <w:r>
-        <w:rPr>
-          <w:rFonts w:eastAsia="Courier 10 Pitch;Almonte Woodgrain" w:cs="Consolas" w:ascii="Consolas" w:hAnsi="Consolas"/>
-          <w:b w:val="false"/>
-          <w:bCs w:val="false"/>
-          <w:color w:val="000000"/>
-          <w:sz w:val="13"/>
-          <w:szCs w:val="13"/>
-        </w:rPr>
-        <w:t xml:space="preserve">   </w:t>
-      </w:r>
-    </w:p>
-    <w:p>
-      <w:pPr>
-        <w:pStyle w:val="Normal"/>
-        <w:rPr>
-          <w:rFonts w:eastAsia="Courier 10 Pitch;Almonte Woodgrain" w:cs="Consolas"/>
-          <w:b w:val="false"/>
-          <w:bCs w:val="false"/>
-          <w:color w:val="000000"/>
-          <w:lang w:val="es-ES"/>
-        </w:rPr>
-      </w:pPr>
-      <w:r>
-        <w:rPr>
-          <w:rFonts w:eastAsia="Courier 10 Pitch;Almonte Woodgrain" w:cs="Consolas" w:ascii="Consolas" w:hAnsi="Consolas"/>
-          <w:b w:val="false"/>
-          <w:bCs w:val="false"/>
-          <w:color w:val="000000"/>
-          <w:sz w:val="13"/>
-          <w:szCs w:val="13"/>
-        </w:rPr>
-        <w:t>nuestro Dios es digno de todo</w:t>
-      </w:r>
-    </w:p>
-    <w:p>
-      <w:pPr>
-        <w:pStyle w:val="Normal"/>
-        <w:rPr>
-          <w:rFonts w:eastAsia="Courier 10 Pitch;Almonte Woodgrain" w:cs="Consolas"/>
-          <w:b w:val="false"/>
-          <w:bCs w:val="false"/>
-          <w:color w:val="000000"/>
-          <w:lang w:val="es-ES"/>
-        </w:rPr>
-      </w:pPr>
-      <w:r>
-        <w:rPr>
-          <w:rFonts w:eastAsia="Courier 10 Pitch;Almonte Woodgrain" w:cs="Consolas" w:ascii="Consolas" w:hAnsi="Consolas"/>
-          <w:b w:val="false"/>
-          <w:bCs w:val="false"/>
-          <w:color w:val="000000"/>
-          <w:sz w:val="13"/>
-          <w:szCs w:val="13"/>
-          <w:lang w:val="es-ES"/>
-        </w:rPr>
-        <w:t xml:space="preserve">   </w:t>
-      </w:r>
-      <w:r>
-        <w:rPr>
-          <w:rFonts w:eastAsia="Courier 10 Pitch;Almonte Woodgrain" w:cs="Consolas" w:ascii="Consolas" w:hAnsi="Consolas"/>
-          <w:b w:val="false"/>
-          <w:bCs w:val="false"/>
-          <w:color w:val="000000"/>
-          <w:sz w:val="13"/>
-          <w:szCs w:val="13"/>
-        </w:rPr>
-        <w:t xml:space="preserve"> </w:t>
-      </w:r>
-      <w:r>
-        <w:rPr>
-          <w:rFonts w:eastAsia="Courier 10 Pitch;Almonte Woodgrain" w:cs="Consolas" w:ascii="Consolas" w:hAnsi="Consolas"/>
-          <w:b w:val="false"/>
-          <w:bCs w:val="false"/>
-          <w:color w:val="000000"/>
-          <w:sz w:val="13"/>
-          <w:szCs w:val="13"/>
-          <w:lang w:val="es-ES"/>
-        </w:rPr>
-        <w:t xml:space="preserve">  </w:t>
-      </w:r>
-      <w:r>
-        <w:rPr>
-          <w:rFonts w:eastAsia="Courier 10 Pitch;Almonte Woodgrain" w:cs="Consolas" w:ascii="Consolas" w:hAnsi="Consolas"/>
-          <w:b w:val="false"/>
-          <w:bCs w:val="false"/>
-          <w:color w:val="000000"/>
-          <w:sz w:val="13"/>
-          <w:szCs w:val="13"/>
-        </w:rPr>
-        <w:t>Em</w:t>
-      </w:r>
-      <w:r>
-        <w:rPr>
-          <w:rFonts w:eastAsia="Courier 10 Pitch;Almonte Woodgrain" w:cs="Consolas" w:ascii="Consolas" w:hAnsi="Consolas"/>
-          <w:b w:val="false"/>
-          <w:bCs w:val="false"/>
-          <w:color w:val="000000"/>
-          <w:sz w:val="13"/>
-          <w:szCs w:val="13"/>
-          <w:lang w:val="es-ES"/>
-        </w:rPr>
-        <w:t xml:space="preserve">  </w:t>
-      </w:r>
-      <w:r>
-        <w:rPr>
-          <w:rFonts w:eastAsia="Courier 10 Pitch;Almonte Woodgrain" w:cs="Consolas" w:ascii="Consolas" w:hAnsi="Consolas"/>
-          <w:b w:val="false"/>
-          <w:bCs w:val="false"/>
-          <w:color w:val="000000"/>
-          <w:sz w:val="13"/>
-          <w:szCs w:val="13"/>
-        </w:rPr>
-        <w:t xml:space="preserve">      </w:t>
-      </w:r>
-    </w:p>
-    <w:p>
-      <w:pPr>
-        <w:pStyle w:val="Normal"/>
-        <w:rPr>
-          <w:rFonts w:eastAsia="Courier 10 Pitch;Almonte Woodgrain" w:cs="Consolas"/>
-          <w:b w:val="false"/>
-          <w:bCs w:val="false"/>
-          <w:color w:val="000000"/>
-        </w:rPr>
-      </w:pPr>
-      <w:r>
-        <w:rPr>
-          <w:rFonts w:eastAsia="Courier 10 Pitch;Almonte Woodgrain" w:cs="Consolas" w:ascii="Consolas" w:hAnsi="Consolas"/>
-          <w:b w:val="false"/>
-          <w:bCs w:val="false"/>
-          <w:color w:val="000000"/>
-          <w:sz w:val="13"/>
-          <w:szCs w:val="13"/>
-        </w:rPr>
-        <w:t>el honor</w:t>
+        <w:t>C           G</w:t>
+      </w:r>
+    </w:p>
+    <w:p>
+      <w:pPr>
+        <w:pStyle w:val="Normal"/>
+        <w:rPr>
+          <w:rFonts w:eastAsia="Courier 10 Pitch;Almonte Woodgrain" w:cs="Consolas"/>
+          <w:b w:val="false"/>
+          <w:bCs w:val="false"/>
+          <w:color w:val="000000"/>
+        </w:rPr>
+      </w:pPr>
+      <w:r>
+        <w:rPr>
+          <w:rFonts w:eastAsia="Courier 10 Pitch;Almonte Woodgrain" w:cs="Consolas" w:ascii="Consolas" w:hAnsi="Consolas"/>
+          <w:b w:val="false"/>
+          <w:bCs w:val="false"/>
+          <w:color w:val="000000"/>
+          <w:sz w:val="13"/>
+          <w:szCs w:val="13"/>
+        </w:rPr>
+        <w:t>cantad ante el Rey</w:t>
       </w:r>
     </w:p>
     <w:p>
@@ -1331,23 +1647,69 @@
       <w:pPr>
         <w:pStyle w:val="Normal"/>
         <w:rPr>
+          <w:b/>
+          <w:bCs/>
+          <w:color w:val="00A0FC"/>
+        </w:rPr>
+      </w:pPr>
+      <w:r>
+        <w:rPr>
+          <w:rFonts w:eastAsia="Courier 10 Pitch;Almonte Woodgrain" w:cs="Consolas" w:ascii="Consolas" w:hAnsi="Consolas"/>
+          <w:b/>
+          <w:bCs/>
+          <w:color w:val="00A0FC"/>
+          <w:sz w:val="13"/>
+          <w:szCs w:val="13"/>
+          <w:lang w:val="es-ES"/>
+        </w:rPr>
+        <w:t>VERSO x1</w:t>
+      </w:r>
+    </w:p>
+    <w:p>
+      <w:pPr>
+        <w:pStyle w:val="Normal"/>
+        <w:rPr>
           <w:rFonts w:ascii="Consolas" w:hAnsi="Consolas" w:eastAsia="Courier 10 Pitch;Almonte Woodgrain" w:cs="Consolas"/>
-          <w:b w:val="false"/>
-          <w:bCs w:val="false"/>
-          <w:color w:val="000000"/>
-          <w:sz w:val="13"/>
-          <w:szCs w:val="13"/>
-        </w:rPr>
-      </w:pPr>
-      <w:r>
-        <w:rPr>
-          <w:rFonts w:eastAsia="Courier 10 Pitch;Almonte Woodgrain" w:cs="Consolas" w:ascii="Consolas" w:hAnsi="Consolas"/>
-          <w:b w:val="false"/>
-          <w:bCs w:val="false"/>
-          <w:color w:val="000000"/>
-          <w:sz w:val="13"/>
-          <w:szCs w:val="13"/>
-        </w:rPr>
+          <w:b/>
+          <w:bCs/>
+          <w:color w:val="00A0FC"/>
+          <w:sz w:val="13"/>
+          <w:szCs w:val="13"/>
+          <w:lang w:val="es-ES"/>
+        </w:rPr>
+      </w:pPr>
+      <w:r>
+        <w:rPr>
+          <w:rFonts w:eastAsia="Courier 10 Pitch;Almonte Woodgrain" w:cs="Consolas" w:ascii="Consolas" w:hAnsi="Consolas"/>
+          <w:b/>
+          <w:bCs/>
+          <w:color w:val="00A0FC"/>
+          <w:sz w:val="13"/>
+          <w:szCs w:val="13"/>
+          <w:lang w:val="es-ES"/>
+        </w:rPr>
+      </w:r>
+    </w:p>
+    <w:p>
+      <w:pPr>
+        <w:pStyle w:val="Normal"/>
+        <w:rPr>
+          <w:b/>
+          <w:bCs/>
+          <w:color w:val="00A0FC"/>
+        </w:rPr>
+      </w:pPr>
+      <w:r>
+        <w:rPr>
+          <w:rFonts w:eastAsia="Courier 10 Pitch;Almonte Woodgrain" w:cs="Consolas" w:ascii="Consolas" w:hAnsi="Consolas"/>
+          <w:b/>
+          <w:bCs/>
+          <w:color w:val="00A0FC"/>
+          <w:sz w:val="13"/>
+          <w:szCs w:val="13"/>
+          <w:lang w:val="es-ES"/>
+        </w:rPr>
+        <w:t>CORO</w:t>
       </w:r>
     </w:p>
     <w:p>
@@ -1360,288 +1722,41 @@
           <w:color w:val="000000"/>
           <w:sz w:val="13"/>
           <w:szCs w:val="13"/>
-        </w:rPr>
-      </w:pPr>
-      <w:r>
-        <w:rPr>
-          <w:rFonts w:eastAsia="Courier 10 Pitch;Almonte Woodgrain" w:cs="Consolas" w:ascii="Consolas" w:hAnsi="Consolas"/>
-          <w:b w:val="false"/>
-          <w:bCs w:val="false"/>
-          <w:color w:val="000000"/>
-          <w:sz w:val="13"/>
-          <w:szCs w:val="13"/>
-        </w:rPr>
-      </w:r>
-    </w:p>
-    <w:p>
-      <w:pPr>
-        <w:pStyle w:val="Normal"/>
-        <w:rPr>
-          <w:b/>
-          <w:bCs/>
-          <w:color w:val="00A0FC"/>
-        </w:rPr>
-      </w:pPr>
-      <w:r>
-        <w:rPr>
-          <w:rFonts w:eastAsia="Courier 10 Pitch;Almonte Woodgrain" w:cs="Consolas" w:ascii="Consolas" w:hAnsi="Consolas"/>
-          <w:b/>
-          <w:bCs/>
-          <w:color w:val="00A0FC"/>
-          <w:sz w:val="13"/>
-          <w:szCs w:val="13"/>
-          <w:lang w:val="es-ES"/>
-        </w:rPr>
-        <w:t>CORO 2</w:t>
-      </w:r>
-    </w:p>
-    <w:p>
-      <w:pPr>
-        <w:pStyle w:val="Normal"/>
-        <w:ind w:firstLineChars="250" w:left="0" w:right="0"/>
-        <w:rPr>
-          <w:rFonts w:eastAsia="Courier 10 Pitch;Almonte Woodgrain" w:cs="Consolas"/>
-          <w:b w:val="false"/>
-          <w:bCs w:val="false"/>
-          <w:color w:val="000000"/>
-        </w:rPr>
-      </w:pPr>
-      <w:r>
-        <w:rPr>
-          <w:rFonts w:eastAsia="Courier 10 Pitch;Almonte Woodgrain" w:cs="Consolas" w:ascii="Consolas" w:hAnsi="Consolas"/>
-          <w:b w:val="false"/>
-          <w:bCs w:val="false"/>
-          <w:color w:val="000000"/>
-          <w:sz w:val="13"/>
-          <w:szCs w:val="13"/>
-        </w:rPr>
-        <w:t>C           D</w:t>
-      </w:r>
-    </w:p>
-    <w:p>
-      <w:pPr>
-        <w:pStyle w:val="Normal"/>
-        <w:rPr>
-          <w:rFonts w:eastAsia="Courier 10 Pitch;Almonte Woodgrain" w:cs="Consolas"/>
-          <w:b w:val="false"/>
-          <w:bCs w:val="false"/>
-          <w:color w:val="000000"/>
-          <w:lang w:val="es-ES"/>
-        </w:rPr>
-      </w:pPr>
-      <w:r>
-        <w:rPr>
-          <w:rFonts w:eastAsia="Courier 10 Pitch;Almonte Woodgrain" w:cs="Consolas" w:ascii="Consolas" w:hAnsi="Consolas"/>
-          <w:b w:val="false"/>
-          <w:bCs w:val="false"/>
-          <w:color w:val="000000"/>
-          <w:sz w:val="13"/>
-          <w:szCs w:val="13"/>
-          <w:lang w:val="es-ES"/>
-        </w:rPr>
-        <w:t>A</w:t>
-      </w:r>
-      <w:r>
-        <w:rPr>
-          <w:rFonts w:eastAsia="Courier 10 Pitch;Almonte Woodgrain" w:cs="Consolas" w:ascii="Consolas" w:hAnsi="Consolas"/>
-          <w:b w:val="false"/>
-          <w:bCs w:val="false"/>
-          <w:color w:val="000000"/>
-          <w:sz w:val="13"/>
-          <w:szCs w:val="13"/>
-        </w:rPr>
-        <w:t>clam</w:t>
-      </w:r>
-      <w:r>
-        <w:rPr>
-          <w:rFonts w:eastAsia="Courier 10 Pitch;Almonte Woodgrain" w:cs="Consolas" w:ascii="Consolas" w:hAnsi="Consolas"/>
-          <w:b w:val="false"/>
-          <w:bCs w:val="false"/>
-          <w:color w:val="000000"/>
-          <w:sz w:val="13"/>
-          <w:szCs w:val="13"/>
-          <w:lang w:val="es-ES"/>
-        </w:rPr>
-        <w:t>é</w:t>
-      </w:r>
-      <w:r>
-        <w:rPr>
-          <w:rFonts w:eastAsia="Courier 10 Pitch;Almonte Woodgrain" w:cs="Consolas" w:ascii="Consolas" w:hAnsi="Consolas"/>
-          <w:b w:val="false"/>
-          <w:bCs w:val="false"/>
-          <w:color w:val="000000"/>
-          <w:sz w:val="13"/>
-          <w:szCs w:val="13"/>
-        </w:rPr>
-        <w:t xml:space="preserve">mosle con gozo, </w:t>
-      </w:r>
-    </w:p>
-    <w:p>
-      <w:pPr>
-        <w:pStyle w:val="Normal"/>
-        <w:ind w:firstLineChars="300" w:left="0" w:right="0"/>
-        <w:rPr>
-          <w:rFonts w:eastAsia="Courier 10 Pitch;Almonte Woodgrain" w:cs="Consolas"/>
-          <w:b w:val="false"/>
-          <w:bCs w:val="false"/>
-          <w:color w:val="000000"/>
-        </w:rPr>
-      </w:pPr>
-      <w:r>
-        <w:rPr>
-          <w:rFonts w:eastAsia="Courier 10 Pitch;Almonte Woodgrain" w:cs="Consolas" w:ascii="Consolas" w:hAnsi="Consolas"/>
-          <w:b w:val="false"/>
-          <w:bCs w:val="false"/>
-          <w:color w:val="000000"/>
-          <w:sz w:val="13"/>
-          <w:szCs w:val="13"/>
-        </w:rPr>
-        <w:t>Bm        Em</w:t>
-      </w:r>
-    </w:p>
-    <w:p>
-      <w:pPr>
-        <w:pStyle w:val="Normal"/>
-        <w:rPr>
-          <w:rFonts w:eastAsia="Courier 10 Pitch;Almonte Woodgrain" w:cs="Consolas"/>
-          <w:b w:val="false"/>
-          <w:bCs w:val="false"/>
-          <w:color w:val="000000"/>
-        </w:rPr>
-      </w:pPr>
-      <w:r>
-        <w:rPr>
-          <w:rFonts w:eastAsia="Courier 10 Pitch;Almonte Woodgrain" w:cs="Consolas" w:ascii="Consolas" w:hAnsi="Consolas"/>
-          <w:b w:val="false"/>
-          <w:bCs w:val="false"/>
-          <w:color w:val="000000"/>
-          <w:sz w:val="13"/>
-          <w:szCs w:val="13"/>
-        </w:rPr>
-        <w:t>celebremos su poder</w:t>
-      </w:r>
-    </w:p>
-    <w:p>
-      <w:pPr>
-        <w:pStyle w:val="Normal"/>
-        <w:rPr>
-          <w:rFonts w:eastAsia="Courier 10 Pitch;Almonte Woodgrain" w:cs="Consolas"/>
-          <w:b w:val="false"/>
-          <w:bCs w:val="false"/>
-          <w:color w:val="000000"/>
-        </w:rPr>
-      </w:pPr>
-      <w:r>
-        <w:rPr>
-          <w:rFonts w:eastAsia="Courier 10 Pitch;Almonte Woodgrain" w:cs="Consolas" w:ascii="Consolas" w:hAnsi="Consolas"/>
-          <w:b w:val="false"/>
-          <w:bCs w:val="false"/>
-          <w:color w:val="000000"/>
-          <w:sz w:val="13"/>
-          <w:szCs w:val="13"/>
-        </w:rPr>
-        <w:t xml:space="preserve">      </w:t>
-      </w:r>
-      <w:r>
-        <w:rPr>
-          <w:rFonts w:eastAsia="Courier 10 Pitch;Almonte Woodgrain" w:cs="Consolas" w:ascii="Consolas" w:hAnsi="Consolas"/>
-          <w:b w:val="false"/>
-          <w:bCs w:val="false"/>
-          <w:color w:val="000000"/>
-          <w:sz w:val="13"/>
-          <w:szCs w:val="13"/>
-          <w:lang w:val="es-ES"/>
-        </w:rPr>
-        <w:t xml:space="preserve"> </w:t>
-      </w:r>
-      <w:r>
-        <w:rPr>
-          <w:rFonts w:eastAsia="Courier 10 Pitch;Almonte Woodgrain" w:cs="Consolas" w:ascii="Consolas" w:hAnsi="Consolas"/>
-          <w:b w:val="false"/>
-          <w:bCs w:val="false"/>
-          <w:color w:val="000000"/>
-          <w:sz w:val="13"/>
-          <w:szCs w:val="13"/>
-        </w:rPr>
-        <w:t xml:space="preserve"> </w:t>
-      </w:r>
-      <w:r>
-        <w:rPr>
-          <w:rFonts w:eastAsia="Courier 10 Pitch;Almonte Woodgrain" w:cs="Consolas" w:ascii="Consolas" w:hAnsi="Consolas"/>
-          <w:b w:val="false"/>
-          <w:bCs w:val="false"/>
-          <w:color w:val="000000"/>
-          <w:sz w:val="13"/>
-          <w:szCs w:val="13"/>
-        </w:rPr>
-        <w:t xml:space="preserve">C              D           </w:t>
-      </w:r>
-    </w:p>
-    <w:p>
-      <w:pPr>
-        <w:pStyle w:val="Normal"/>
-        <w:rPr>
-          <w:rFonts w:eastAsia="Courier 10 Pitch;Almonte Woodgrain" w:cs="Consolas"/>
-          <w:b w:val="false"/>
-          <w:bCs w:val="false"/>
-          <w:color w:val="000000"/>
-        </w:rPr>
-      </w:pPr>
-      <w:r>
-        <w:rPr>
-          <w:rFonts w:eastAsia="Courier 10 Pitch;Almonte Woodgrain" w:cs="Consolas" w:ascii="Consolas" w:hAnsi="Consolas"/>
-          <w:b w:val="false"/>
-          <w:bCs w:val="false"/>
-          <w:color w:val="000000"/>
-          <w:sz w:val="13"/>
-          <w:szCs w:val="13"/>
-        </w:rPr>
-        <w:t xml:space="preserve">Poned gloria en su alabanza, </w:t>
-      </w:r>
-    </w:p>
-    <w:p>
-      <w:pPr>
-        <w:pStyle w:val="Normal"/>
-        <w:ind w:firstLineChars="200" w:left="0" w:right="0"/>
-        <w:rPr>
-          <w:rFonts w:eastAsia="Courier 10 Pitch;Almonte Woodgrain" w:cs="Consolas"/>
-          <w:b w:val="false"/>
-          <w:bCs w:val="false"/>
-          <w:color w:val="000000"/>
-        </w:rPr>
-      </w:pPr>
-      <w:r>
-        <w:rPr>
-          <w:rFonts w:eastAsia="Courier 10 Pitch;Almonte Woodgrain" w:cs="Consolas" w:ascii="Consolas" w:hAnsi="Consolas"/>
-          <w:b w:val="false"/>
-          <w:bCs w:val="false"/>
-          <w:color w:val="000000"/>
-          <w:sz w:val="13"/>
-          <w:szCs w:val="13"/>
-        </w:rPr>
-        <w:t>C          G</w:t>
-      </w:r>
-    </w:p>
-    <w:p>
-      <w:pPr>
-        <w:pStyle w:val="Normal"/>
-        <w:rPr>
-          <w:rFonts w:eastAsia="Courier 10 Pitch;Almonte Woodgrain" w:cs="Consolas"/>
-          <w:b w:val="false"/>
-          <w:bCs w:val="false"/>
-          <w:color w:val="000000"/>
-        </w:rPr>
-      </w:pPr>
-      <w:r>
-        <w:rPr>
-          <w:rFonts w:eastAsia="Courier 10 Pitch;Almonte Woodgrain" w:cs="Consolas" w:ascii="Consolas" w:hAnsi="Consolas"/>
-          <w:b w:val="false"/>
-          <w:bCs w:val="false"/>
-          <w:color w:val="000000"/>
-          <w:sz w:val="13"/>
-          <w:szCs w:val="13"/>
-        </w:rPr>
-        <w:t>cantad ante el Rey</w:t>
+          <w:lang w:val="es-ES"/>
+        </w:rPr>
+      </w:pPr>
+      <w:r>
+        <w:rPr>
+          <w:rFonts w:eastAsia="Courier 10 Pitch;Almonte Woodgrain" w:cs="Consolas" w:ascii="Consolas" w:hAnsi="Consolas"/>
+          <w:b w:val="false"/>
+          <w:bCs w:val="false"/>
+          <w:color w:val="000000"/>
+          <w:sz w:val="13"/>
+          <w:szCs w:val="13"/>
+          <w:lang w:val="es-ES"/>
+        </w:rPr>
+      </w:r>
+    </w:p>
+    <w:p>
+      <w:pPr>
+        <w:pStyle w:val="Normal"/>
+        <w:rPr>
+          <w:b/>
+          <w:bCs/>
+          <w:color w:val="00A0FC"/>
+        </w:rPr>
+      </w:pPr>
+      <w:r>
+        <w:rPr>
+          <w:rFonts w:eastAsia="Courier 10 Pitch;Almonte Woodgrain" w:cs="Consolas" w:ascii="Consolas" w:hAnsi="Consolas"/>
+          <w:b/>
+          <w:bCs/>
+          <w:color w:val="00A0FC"/>
+          <w:sz w:val="13"/>
+          <w:szCs w:val="13"/>
+          <w:lang w:val="es-ES"/>
+        </w:rPr>
+        <w:t>PUENTE</w:t>
       </w:r>
     </w:p>
     <w:p>
@@ -1649,44 +1764,24 @@
         <w:pStyle w:val="Normal"/>
         <w:rPr>
           <w:rFonts w:ascii="Consolas" w:hAnsi="Consolas" w:eastAsia="Courier 10 Pitch;Almonte Woodgrain" w:cs="Consolas"/>
-          <w:b w:val="false"/>
-          <w:bCs w:val="false"/>
-          <w:color w:val="000000"/>
-          <w:sz w:val="13"/>
-          <w:szCs w:val="13"/>
-        </w:rPr>
-      </w:pPr>
-      <w:r>
-        <w:rPr>
-          <w:rFonts w:eastAsia="Courier 10 Pitch;Almonte Woodgrain" w:cs="Consolas" w:ascii="Consolas" w:hAnsi="Consolas"/>
-          <w:b w:val="false"/>
-          <w:bCs w:val="false"/>
-          <w:color w:val="000000"/>
-          <w:sz w:val="13"/>
-          <w:szCs w:val="13"/>
-        </w:rPr>
-      </w:r>
-    </w:p>
-    <w:p>
-      <w:pPr>
-        <w:pStyle w:val="Normal"/>
-        <w:rPr>
-          <w:b/>
-          <w:bCs/>
-          <w:color w:val="00A0FC"/>
-        </w:rPr>
-      </w:pPr>
-      <w:r>
-        <w:rPr>
-          <w:rFonts w:eastAsia="Courier 10 Pitch;Almonte Woodgrain" w:cs="Consolas" w:ascii="Consolas" w:hAnsi="Consolas"/>
-          <w:b/>
-          <w:bCs/>
-          <w:color w:val="00A0FC"/>
-          <w:sz w:val="13"/>
-          <w:szCs w:val="13"/>
-          <w:lang w:val="es-ES"/>
-        </w:rPr>
-        <w:t>VERSO x1</w:t>
+          <w:b/>
+          <w:bCs/>
+          <w:color w:val="00A0FC"/>
+          <w:sz w:val="13"/>
+          <w:szCs w:val="13"/>
+          <w:lang w:val="es-ES"/>
+        </w:rPr>
+      </w:pPr>
+      <w:r>
+        <w:rPr>
+          <w:rFonts w:eastAsia="Courier 10 Pitch;Almonte Woodgrain" w:cs="Consolas" w:ascii="Consolas" w:hAnsi="Consolas"/>
+          <w:b/>
+          <w:bCs/>
+          <w:color w:val="00A0FC"/>
+          <w:sz w:val="13"/>
+          <w:szCs w:val="13"/>
+          <w:lang w:val="es-ES"/>
+        </w:rPr>
       </w:r>
     </w:p>
     <w:p>
@@ -1712,128 +1807,7 @@
           <w:szCs w:val="13"/>
           <w:lang w:val="es-ES"/>
         </w:rPr>
-      </w:r>
-    </w:p>
-    <w:p>
-      <w:pPr>
-        <w:pStyle w:val="Normal"/>
-        <w:rPr>
-          <w:b/>
-          <w:bCs/>
-          <w:color w:val="00A0FC"/>
-        </w:rPr>
-      </w:pPr>
-      <w:r>
-        <w:rPr>
-          <w:rFonts w:eastAsia="Courier 10 Pitch;Almonte Woodgrain" w:cs="Consolas" w:ascii="Consolas" w:hAnsi="Consolas"/>
-          <w:b/>
-          <w:bCs/>
-          <w:color w:val="00A0FC"/>
-          <w:sz w:val="13"/>
-          <w:szCs w:val="13"/>
-          <w:lang w:val="es-ES"/>
-        </w:rPr>
-        <w:t>PRE-CORO</w:t>
-      </w:r>
-    </w:p>
-    <w:p>
-      <w:pPr>
-        <w:pStyle w:val="Normal"/>
-        <w:rPr>
-          <w:rFonts w:ascii="Consolas" w:hAnsi="Consolas" w:eastAsia="Courier 10 Pitch;Almonte Woodgrain" w:cs="Consolas"/>
-          <w:b w:val="false"/>
-          <w:bCs w:val="false"/>
-          <w:color w:val="000000"/>
-          <w:sz w:val="13"/>
-          <w:szCs w:val="13"/>
-          <w:lang w:val="es-ES"/>
-        </w:rPr>
-      </w:pPr>
-      <w:r>
-        <w:rPr>
-          <w:rFonts w:eastAsia="Courier 10 Pitch;Almonte Woodgrain" w:cs="Consolas" w:ascii="Consolas" w:hAnsi="Consolas"/>
-          <w:b w:val="false"/>
-          <w:bCs w:val="false"/>
-          <w:color w:val="000000"/>
-          <w:sz w:val="13"/>
-          <w:szCs w:val="13"/>
-          <w:lang w:val="es-ES"/>
-        </w:rPr>
-      </w:r>
-    </w:p>
-    <w:p>
-      <w:pPr>
-        <w:pStyle w:val="Normal"/>
-        <w:rPr>
-          <w:rFonts w:eastAsia="Courier 10 Pitch;Almonte Woodgrain" w:cs="Consolas"/>
-          <w:b/>
-          <w:bCs/>
-          <w:color w:val="000000"/>
-          <w:lang w:val="es-ES"/>
-        </w:rPr>
-      </w:pPr>
-      <w:r>
-        <w:rPr>
-          <w:rFonts w:eastAsia="Courier 10 Pitch;Almonte Woodgrain" w:cs="Consolas" w:ascii="Consolas" w:hAnsi="Consolas"/>
-          <w:b/>
-          <w:bCs/>
-          <w:color w:val="000000"/>
-          <w:sz w:val="13"/>
-          <w:szCs w:val="13"/>
-          <w:lang w:val="es-ES"/>
-        </w:rPr>
-        <w:t>CORO 1</w:t>
-      </w:r>
-    </w:p>
-    <w:p>
-      <w:pPr>
-        <w:pStyle w:val="Normal"/>
-        <w:rPr>
-          <w:rFonts w:ascii="Consolas" w:hAnsi="Consolas" w:eastAsia="Courier 10 Pitch;Almonte Woodgrain" w:cs="Consolas"/>
-          <w:b/>
-          <w:bCs/>
-          <w:color w:val="000000"/>
-          <w:sz w:val="13"/>
-          <w:szCs w:val="13"/>
-          <w:lang w:val="es-ES"/>
-        </w:rPr>
-      </w:pPr>
-      <w:r>
-        <w:rPr>
-          <w:rFonts w:eastAsia="Courier 10 Pitch;Almonte Woodgrain" w:cs="Consolas" w:ascii="Consolas" w:hAnsi="Consolas"/>
-          <w:b/>
-          <w:bCs/>
-          <w:color w:val="000000"/>
-          <w:sz w:val="13"/>
-          <w:szCs w:val="13"/>
-          <w:lang w:val="es-ES"/>
-        </w:rPr>
-      </w:r>
-    </w:p>
-    <w:p>
-      <w:pPr>
-        <w:pStyle w:val="Normal"/>
-        <w:rPr>
-          <w:rFonts w:ascii="Consolas" w:hAnsi="Consolas" w:eastAsia="Courier 10 Pitch;Almonte Woodgrain" w:cs="Consolas"/>
-          <w:b/>
-          <w:bCs/>
-          <w:color w:val="000000"/>
-          <w:sz w:val="13"/>
-          <w:szCs w:val="13"/>
-          <w:lang w:val="es-ES"/>
-        </w:rPr>
-      </w:pPr>
-      <w:r>
-        <w:rPr>
-          <w:rFonts w:eastAsia="Courier 10 Pitch;Almonte Woodgrain" w:cs="Consolas" w:ascii="Consolas" w:hAnsi="Consolas"/>
-          <w:b/>
-          <w:bCs/>
-          <w:color w:val="000000"/>
-          <w:sz w:val="13"/>
-          <w:szCs w:val="13"/>
-          <w:lang w:val="es-ES"/>
-        </w:rPr>
-        <w:t>CORO 2 x3</w:t>
+        <w:t>PUENTE-FINAL x2</w:t>
       </w:r>
     </w:p>
     <w:sectPr>
@@ -1872,7 +1846,7 @@
     <w:pPr>
       <w:widowControl/>
       <w:suppressAutoHyphens w:val="true"/>
-      <w:overflowPunct w:val="false"/>
+      <w:overflowPunct w:val="true"/>
       <w:bidi w:val="0"/>
       <w:spacing w:before="0" w:after="0"/>
       <w:jc w:val="left"/>
@@ -1946,7 +1920,7 @@
       <w:suppressLineNumbers/>
     </w:pPr>
     <w:rPr>
-      <w:rFonts w:cs="Arial"/>
+      <w:rFonts w:cs="Lohit Devanagari;Germania One"/>
     </w:rPr>
   </w:style>
   <w:style w:type="paragraph" w:styleId="Ttulouser">
@@ -1972,7 +1946,7 @@
       <w:suppressLineNumbers/>
     </w:pPr>
     <w:rPr>
-      <w:rFonts w:cs="Lohit Devanagari;Germania One"/>
+      <w:rFonts w:cs="Arial"/>
     </w:rPr>
   </w:style>
   <w:style w:type="paragraph" w:styleId="Ttulo1">
@@ -2018,37 +1992,37 @@
         <a:srgbClr val="000000"/>
       </a:dk1>
       <a:lt1>
-        <a:srgbClr val="ffffff"/>
+        <a:srgbClr val="FFFFFF"/>
       </a:lt1>
       <a:dk2>
         <a:srgbClr val="000000"/>
       </a:dk2>
       <a:lt2>
-        <a:srgbClr val="ffffff"/>
+        <a:srgbClr val="FFFFFF"/>
       </a:lt2>
       <a:accent1>
-        <a:srgbClr val="18a303"/>
+        <a:srgbClr val="18A303"/>
       </a:accent1>
       <a:accent2>
-        <a:srgbClr val="0369a3"/>
+        <a:srgbClr val="0369A3"/>
       </a:accent2>
       <a:accent3>
-        <a:srgbClr val="a33e03"/>
+        <a:srgbClr val="A33E03"/>
       </a:accent3>
       <a:accent4>
-        <a:srgbClr val="8e03a3"/>
+        <a:srgbClr val="8E03A3"/>
       </a:accent4>
       <a:accent5>
-        <a:srgbClr val="c99c00"/>
+        <a:srgbClr val="C99C00"/>
       </a:accent5>
       <a:accent6>
-        <a:srgbClr val="c9211e"/>
+        <a:srgbClr val="C9211E"/>
       </a:accent6>
       <a:hlink>
-        <a:srgbClr val="0000ee"/>
+        <a:srgbClr val="0000EE"/>
       </a:hlink>
       <a:folHlink>
-        <a:srgbClr val="551a8b"/>
+        <a:srgbClr val="551A8B"/>
       </a:folHlink>
     </a:clrScheme>
     <a:fontScheme name="Office">
